--- a/Embedded_AI/ClassNotes/Part1_TinyML_Into.docx
+++ b/Embedded_AI/ClassNotes/Part1_TinyML_Into.docx
@@ -39,27 +39,111 @@
           <w:sz w:val="24"/>
           <w:szCs w:val="24"/>
         </w:rPr>
-        <w:t xml:space="preserve">, which lays out the foundational concept of </w:t>
-      </w:r>
-      <w:proofErr w:type="spellStart"/>
-      <w:r>
-        <w:rPr>
-          <w:rFonts w:ascii="Times New Roman" w:eastAsia="Times New Roman" w:hAnsi="Times New Roman" w:cs="Times New Roman"/>
+        <w:t>, which lays out the foundational concept of TinyML, its origins, and the unique challenges and opportunities presented by embedded systems.</w:t>
+      </w:r>
+    </w:p>
+    <w:p>
+      <w:pPr>
+        <w:spacing w:before="100" w:beforeAutospacing="1" w:after="100" w:afterAutospacing="1" w:line="240" w:lineRule="auto"/>
+        <w:rPr>
+          <w:rFonts w:ascii="Times New Roman" w:eastAsia="Times New Roman" w:hAnsi="Times New Roman" w:cs="Times New Roman"/>
+          <w:b/>
+          <w:bCs/>
+          <w:kern w:val="0"/>
+          <w:sz w:val="24"/>
+          <w:szCs w:val="24"/>
+        </w:rPr>
+      </w:pPr>
+      <w:r>
+        <w:rPr>
+          <w:rFonts w:ascii="Times New Roman" w:eastAsia="Times New Roman" w:hAnsi="Times New Roman" w:cs="Times New Roman"/>
+          <w:b/>
+          <w:bCs/>
+          <w:kern w:val="0"/>
+          <w:sz w:val="24"/>
+          <w:szCs w:val="24"/>
+        </w:rPr>
+        <w:t>The Genesis and Definition of TinyML</w:t>
+      </w:r>
+    </w:p>
+    <w:p>
+      <w:pPr>
+        <w:spacing w:before="100" w:beforeAutospacing="1" w:after="100" w:afterAutospacing="1" w:line="240" w:lineRule="auto"/>
+        <w:rPr>
+          <w:rFonts w:ascii="Times New Roman" w:eastAsia="Times New Roman" w:hAnsi="Times New Roman" w:cs="Times New Roman"/>
+          <w:kern w:val="0"/>
+          <w:sz w:val="24"/>
+          <w:szCs w:val="24"/>
+        </w:rPr>
+      </w:pPr>
+      <w:r>
+        <w:rPr>
+          <w:rFonts w:ascii="Times New Roman" w:eastAsia="Times New Roman" w:hAnsi="Times New Roman" w:cs="Times New Roman"/>
+          <w:kern w:val="0"/>
+          <w:sz w:val="24"/>
+          <w:szCs w:val="24"/>
+        </w:rPr>
+        <w:t xml:space="preserve">The book's focus on TinyML originated from internal projects at Google, specifically the work done by the "OK Google" team. This team was pioneering techniques to run neural networks as small as </w:t>
+      </w:r>
+      <w:r>
+        <w:rPr>
+          <w:rFonts w:ascii="Times New Roman" w:eastAsia="Times New Roman" w:hAnsi="Times New Roman" w:cs="Times New Roman"/>
+          <w:b/>
+          <w:bCs/>
+          <w:kern w:val="0"/>
+          <w:sz w:val="24"/>
+          <w:szCs w:val="24"/>
+        </w:rPr>
+        <w:t>14 kilobytes (KB)</w:t>
+      </w:r>
+      <w:r>
+        <w:rPr>
+          <w:rFonts w:ascii="Times New Roman" w:eastAsia="Times New Roman" w:hAnsi="Times New Roman" w:cs="Times New Roman"/>
+          <w:kern w:val="0"/>
+          <w:sz w:val="24"/>
+          <w:szCs w:val="24"/>
+        </w:rPr>
+        <w:t xml:space="preserve"> on specialized digital signal processors (DSPs) within Android phones. These DSPs were critical because they consume only a few milliwatts (mW) of power, allowing the continuous listening necessary for wake-word detection while conserving the device's main battery life.</w:t>
+      </w:r>
+    </w:p>
+    <w:p>
+      <w:pPr>
+        <w:spacing w:before="100" w:beforeAutospacing="1" w:after="100" w:afterAutospacing="1" w:line="240" w:lineRule="auto"/>
+        <w:rPr>
+          <w:rFonts w:ascii="Times New Roman" w:eastAsia="Times New Roman" w:hAnsi="Times New Roman" w:cs="Times New Roman"/>
+          <w:kern w:val="0"/>
+          <w:sz w:val="24"/>
+          <w:szCs w:val="24"/>
+        </w:rPr>
+      </w:pPr>
+      <w:r>
+        <w:rPr>
+          <w:rFonts w:ascii="Times New Roman" w:eastAsia="Times New Roman" w:hAnsi="Times New Roman" w:cs="Times New Roman"/>
+          <w:kern w:val="0"/>
+          <w:sz w:val="24"/>
+          <w:szCs w:val="24"/>
+        </w:rPr>
+        <w:t xml:space="preserve">This groundbreaking work led to the concept of </w:t>
+      </w:r>
+      <w:r>
+        <w:rPr>
+          <w:rFonts w:ascii="Times New Roman" w:eastAsia="Times New Roman" w:hAnsi="Times New Roman" w:cs="Times New Roman"/>
+          <w:b/>
+          <w:bCs/>
           <w:kern w:val="0"/>
           <w:sz w:val="24"/>
           <w:szCs w:val="24"/>
         </w:rPr>
         <w:t>TinyML</w:t>
       </w:r>
-      <w:proofErr w:type="spellEnd"/>
-      <w:r>
-        <w:rPr>
-          <w:rFonts w:ascii="Times New Roman" w:eastAsia="Times New Roman" w:hAnsi="Times New Roman" w:cs="Times New Roman"/>
-          <w:kern w:val="0"/>
-          <w:sz w:val="24"/>
-          <w:szCs w:val="24"/>
-        </w:rPr>
-        <w:t>, its origins, and the unique challenges and opportunities presented by embedded systems.</w:t>
+      <w:r>
+        <w:rPr>
+          <w:rFonts w:ascii="Times New Roman" w:eastAsia="Times New Roman" w:hAnsi="Times New Roman" w:cs="Times New Roman"/>
+          <w:kern w:val="0"/>
+          <w:sz w:val="24"/>
+          <w:szCs w:val="24"/>
+        </w:rPr>
+        <w:t>, which describes a new class of products. These products share key characteristics: they use machine learning (ML) to interpret noisy sensor data, can operate for years using energy harvesting or a battery, and often cost only a dollar or two.</w:t>
       </w:r>
     </w:p>
     <w:p>
@@ -67,37 +151,40 @@
         <w:spacing w:before="100" w:beforeAutospacing="1" w:after="100" w:afterAutospacing="1" w:line="240" w:lineRule="auto"/>
         <w:rPr>
           <w:rFonts w:ascii="Times New Roman" w:eastAsia="Times New Roman" w:hAnsi="Times New Roman" w:cs="Times New Roman"/>
-          <w:b/>
-          <w:bCs/>
-          <w:kern w:val="0"/>
-          <w:sz w:val="24"/>
-          <w:szCs w:val="24"/>
-        </w:rPr>
-      </w:pPr>
-      <w:r>
-        <w:rPr>
-          <w:rFonts w:ascii="Times New Roman" w:eastAsia="Times New Roman" w:hAnsi="Times New Roman" w:cs="Times New Roman"/>
-          <w:b/>
-          <w:bCs/>
-          <w:kern w:val="0"/>
-          <w:sz w:val="24"/>
-          <w:szCs w:val="24"/>
-        </w:rPr>
-        <w:t xml:space="preserve">The Genesis and Definition of </w:t>
-      </w:r>
-      <w:proofErr w:type="spellStart"/>
-      <w:r>
-        <w:rPr>
-          <w:rFonts w:ascii="Times New Roman" w:eastAsia="Times New Roman" w:hAnsi="Times New Roman" w:cs="Times New Roman"/>
-          <w:b/>
-          <w:bCs/>
-          <w:kern w:val="0"/>
-          <w:sz w:val="24"/>
-          <w:szCs w:val="24"/>
-        </w:rPr>
-        <w:t>TinyML</w:t>
-      </w:r>
-      <w:proofErr w:type="spellEnd"/>
+          <w:kern w:val="0"/>
+          <w:sz w:val="24"/>
+          <w:szCs w:val="24"/>
+        </w:rPr>
+      </w:pPr>
+      <w:r>
+        <w:rPr>
+          <w:rFonts w:ascii="Times New Roman" w:eastAsia="Times New Roman" w:hAnsi="Times New Roman" w:cs="Times New Roman"/>
+          <w:kern w:val="0"/>
+          <w:sz w:val="24"/>
+          <w:szCs w:val="24"/>
+        </w:rPr>
+        <w:t xml:space="preserve">The working definition agreed upon by experts is that TinyML involves running a neural network model at an energy cost of </w:t>
+      </w:r>
+      <w:r>
+        <w:rPr>
+          <w:rFonts w:ascii="Times New Roman" w:eastAsia="Times New Roman" w:hAnsi="Times New Roman" w:cs="Times New Roman"/>
+          <w:b/>
+          <w:bCs/>
+          <w:kern w:val="0"/>
+          <w:sz w:val="24"/>
+          <w:szCs w:val="24"/>
+        </w:rPr>
+        <w:t>below 1 mW</w:t>
+      </w:r>
+      <w:r>
+        <w:rPr>
+          <w:rFonts w:ascii="Times New Roman" w:eastAsia="Times New Roman" w:hAnsi="Times New Roman" w:cs="Times New Roman"/>
+          <w:kern w:val="0"/>
+          <w:sz w:val="24"/>
+          <w:szCs w:val="24"/>
+        </w:rPr>
+        <w:t>. This low power threshold is crucial because it translates directly to device longevity: a device running on a coin battery can achieve a lifetime of approximately a year. This allows the product to be small enough to fit into any environment and operate without human intervention.</w:t>
+      </w:r>
     </w:p>
     <w:p>
       <w:pPr>
@@ -116,67 +203,27 @@
           <w:sz w:val="24"/>
           <w:szCs w:val="24"/>
         </w:rPr>
-        <w:t xml:space="preserve">The book's focus on </w:t>
-      </w:r>
-      <w:proofErr w:type="spellStart"/>
-      <w:r>
-        <w:rPr>
-          <w:rFonts w:ascii="Times New Roman" w:eastAsia="Times New Roman" w:hAnsi="Times New Roman" w:cs="Times New Roman"/>
-          <w:kern w:val="0"/>
-          <w:sz w:val="24"/>
-          <w:szCs w:val="24"/>
-        </w:rPr>
-        <w:t>TinyML</w:t>
-      </w:r>
-      <w:proofErr w:type="spellEnd"/>
-      <w:r>
-        <w:rPr>
-          <w:rFonts w:ascii="Times New Roman" w:eastAsia="Times New Roman" w:hAnsi="Times New Roman" w:cs="Times New Roman"/>
-          <w:kern w:val="0"/>
-          <w:sz w:val="24"/>
-          <w:szCs w:val="24"/>
-        </w:rPr>
-        <w:t xml:space="preserve"> originated from internal projects at Google, specifically the work done by the "OK Google" team. This team was pioneering techniques to run neural networks as small as </w:t>
-      </w:r>
-      <w:r>
-        <w:rPr>
-          <w:rFonts w:ascii="Times New Roman" w:eastAsia="Times New Roman" w:hAnsi="Times New Roman" w:cs="Times New Roman"/>
-          <w:b/>
-          <w:bCs/>
-          <w:kern w:val="0"/>
-          <w:sz w:val="24"/>
-          <w:szCs w:val="24"/>
-        </w:rPr>
-        <w:t>14 kilobytes (KB)</w:t>
-      </w:r>
-      <w:r>
-        <w:rPr>
-          <w:rFonts w:ascii="Times New Roman" w:eastAsia="Times New Roman" w:hAnsi="Times New Roman" w:cs="Times New Roman"/>
-          <w:kern w:val="0"/>
-          <w:sz w:val="24"/>
-          <w:szCs w:val="24"/>
-        </w:rPr>
-        <w:t xml:space="preserve"> on specialized digital signal processors (DSPs) within Android phones. These DSPs were critical because they consume only a few milliwatts (</w:t>
-      </w:r>
-      <w:proofErr w:type="spellStart"/>
-      <w:r>
-        <w:rPr>
-          <w:rFonts w:ascii="Times New Roman" w:eastAsia="Times New Roman" w:hAnsi="Times New Roman" w:cs="Times New Roman"/>
-          <w:kern w:val="0"/>
-          <w:sz w:val="24"/>
-          <w:szCs w:val="24"/>
-        </w:rPr>
-        <w:t>mW</w:t>
-      </w:r>
-      <w:proofErr w:type="spellEnd"/>
-      <w:r>
-        <w:rPr>
-          <w:rFonts w:ascii="Times New Roman" w:eastAsia="Times New Roman" w:hAnsi="Times New Roman" w:cs="Times New Roman"/>
-          <w:kern w:val="0"/>
-          <w:sz w:val="24"/>
-          <w:szCs w:val="24"/>
-        </w:rPr>
-        <w:t>) of power, allowing the continuous listening necessary for wake-word detection while conserving the device's main battery life.</w:t>
+        <w:t xml:space="preserve">A core principle of TinyML is the necessity of </w:t>
+      </w:r>
+      <w:r>
+        <w:rPr>
+          <w:rFonts w:ascii="Times New Roman" w:eastAsia="Times New Roman" w:hAnsi="Times New Roman" w:cs="Times New Roman"/>
+          <w:b/>
+          <w:bCs/>
+          <w:kern w:val="0"/>
+          <w:sz w:val="24"/>
+          <w:szCs w:val="24"/>
+        </w:rPr>
+        <w:t>local processing</w:t>
+      </w:r>
+      <w:r>
+        <w:rPr>
+          <w:rFonts w:ascii="Times New Roman" w:eastAsia="Times New Roman" w:hAnsi="Times New Roman" w:cs="Times New Roman"/>
+          <w:kern w:val="0"/>
+          <w:sz w:val="24"/>
+          <w:szCs w:val="24"/>
+        </w:rPr>
+        <w:t>. These devices must turn raw sensor data into actionable information directly on the device itself, as the energy required to transmit continuous data streams anywhere else is inherently too high to be practical.</w:t>
       </w:r>
     </w:p>
     <w:p>
@@ -184,41 +231,23 @@
         <w:spacing w:before="100" w:beforeAutospacing="1" w:after="100" w:afterAutospacing="1" w:line="240" w:lineRule="auto"/>
         <w:rPr>
           <w:rFonts w:ascii="Times New Roman" w:eastAsia="Times New Roman" w:hAnsi="Times New Roman" w:cs="Times New Roman"/>
-          <w:kern w:val="0"/>
-          <w:sz w:val="24"/>
-          <w:szCs w:val="24"/>
-        </w:rPr>
-      </w:pPr>
-      <w:r>
-        <w:rPr>
-          <w:rFonts w:ascii="Times New Roman" w:eastAsia="Times New Roman" w:hAnsi="Times New Roman" w:cs="Times New Roman"/>
-          <w:kern w:val="0"/>
-          <w:sz w:val="24"/>
-          <w:szCs w:val="24"/>
-        </w:rPr>
-        <w:t xml:space="preserve">This groundbreaking work led to the concept of </w:t>
-      </w:r>
-      <w:proofErr w:type="spellStart"/>
-      <w:r>
-        <w:rPr>
-          <w:rFonts w:ascii="Times New Roman" w:eastAsia="Times New Roman" w:hAnsi="Times New Roman" w:cs="Times New Roman"/>
-          <w:b/>
-          <w:bCs/>
-          <w:kern w:val="0"/>
-          <w:sz w:val="24"/>
-          <w:szCs w:val="24"/>
-        </w:rPr>
-        <w:t>TinyML</w:t>
-      </w:r>
-      <w:proofErr w:type="spellEnd"/>
-      <w:r>
-        <w:rPr>
-          <w:rFonts w:ascii="Times New Roman" w:eastAsia="Times New Roman" w:hAnsi="Times New Roman" w:cs="Times New Roman"/>
-          <w:kern w:val="0"/>
-          <w:sz w:val="24"/>
-          <w:szCs w:val="24"/>
-        </w:rPr>
-        <w:t>, which describes a new class of products. These products share key characteristics: they use machine learning (ML) to interpret noisy sensor data, can operate for years using energy harvesting or a battery, and often cost only a dollar or two.</w:t>
+          <w:b/>
+          <w:bCs/>
+          <w:kern w:val="0"/>
+          <w:sz w:val="24"/>
+          <w:szCs w:val="24"/>
+        </w:rPr>
+      </w:pPr>
+      <w:r>
+        <w:rPr>
+          <w:rFonts w:ascii="Times New Roman" w:eastAsia="Times New Roman" w:hAnsi="Times New Roman" w:cs="Times New Roman"/>
+          <w:b/>
+          <w:bCs/>
+          <w:kern w:val="0"/>
+          <w:sz w:val="24"/>
+          <w:szCs w:val="24"/>
+        </w:rPr>
+        <w:t>Hardware Constraints and Opportunities</w:t>
       </w:r>
     </w:p>
     <w:p>
@@ -238,60 +267,27 @@
           <w:sz w:val="24"/>
           <w:szCs w:val="24"/>
         </w:rPr>
-        <w:t xml:space="preserve">The working definition agreed upon by experts is that </w:t>
-      </w:r>
-      <w:proofErr w:type="spellStart"/>
-      <w:r>
-        <w:rPr>
-          <w:rFonts w:ascii="Times New Roman" w:eastAsia="Times New Roman" w:hAnsi="Times New Roman" w:cs="Times New Roman"/>
-          <w:kern w:val="0"/>
-          <w:sz w:val="24"/>
-          <w:szCs w:val="24"/>
-        </w:rPr>
-        <w:t>TinyML</w:t>
-      </w:r>
-      <w:proofErr w:type="spellEnd"/>
-      <w:r>
-        <w:rPr>
-          <w:rFonts w:ascii="Times New Roman" w:eastAsia="Times New Roman" w:hAnsi="Times New Roman" w:cs="Times New Roman"/>
-          <w:kern w:val="0"/>
-          <w:sz w:val="24"/>
-          <w:szCs w:val="24"/>
-        </w:rPr>
-        <w:t xml:space="preserve"> involves running a neural network model at an energy cost of </w:t>
-      </w:r>
-      <w:r>
-        <w:rPr>
-          <w:rFonts w:ascii="Times New Roman" w:eastAsia="Times New Roman" w:hAnsi="Times New Roman" w:cs="Times New Roman"/>
-          <w:b/>
-          <w:bCs/>
-          <w:kern w:val="0"/>
-          <w:sz w:val="24"/>
-          <w:szCs w:val="24"/>
-        </w:rPr>
-        <w:t xml:space="preserve">below 1 </w:t>
-      </w:r>
-      <w:proofErr w:type="spellStart"/>
-      <w:r>
-        <w:rPr>
-          <w:rFonts w:ascii="Times New Roman" w:eastAsia="Times New Roman" w:hAnsi="Times New Roman" w:cs="Times New Roman"/>
-          <w:b/>
-          <w:bCs/>
-          <w:kern w:val="0"/>
-          <w:sz w:val="24"/>
-          <w:szCs w:val="24"/>
-        </w:rPr>
-        <w:t>mW</w:t>
-      </w:r>
-      <w:proofErr w:type="spellEnd"/>
-      <w:r>
-        <w:rPr>
-          <w:rFonts w:ascii="Times New Roman" w:eastAsia="Times New Roman" w:hAnsi="Times New Roman" w:cs="Times New Roman"/>
-          <w:kern w:val="0"/>
-          <w:sz w:val="24"/>
-          <w:szCs w:val="24"/>
-        </w:rPr>
-        <w:t>. This low power threshold is crucial because it translates directly to device longevity: a device running on a coin battery can achieve a lifetime of approximately a year. This allows the product to be small enough to fit into any environment and operate without human intervention.</w:t>
+        <w:t xml:space="preserve">The book explicitly focuses on hardware platforms that can meet the sub-1 mW energy requirement, which means focusing on the world of </w:t>
+      </w:r>
+      <w:r>
+        <w:rPr>
+          <w:rFonts w:ascii="Times New Roman" w:eastAsia="Times New Roman" w:hAnsi="Times New Roman" w:cs="Times New Roman"/>
+          <w:b/>
+          <w:bCs/>
+          <w:kern w:val="0"/>
+          <w:sz w:val="24"/>
+          <w:szCs w:val="24"/>
+        </w:rPr>
+        <w:t>embedded devices</w:t>
+      </w:r>
+      <w:r>
+        <w:rPr>
+          <w:rFonts w:ascii="Times New Roman" w:eastAsia="Times New Roman" w:hAnsi="Times New Roman" w:cs="Times New Roman"/>
+          <w:kern w:val="0"/>
+          <w:sz w:val="24"/>
+          <w:szCs w:val="24"/>
+        </w:rPr>
+        <w:t>.</w:t>
       </w:r>
     </w:p>
     <w:p>
@@ -311,182 +307,7 @@
           <w:sz w:val="24"/>
           <w:szCs w:val="24"/>
         </w:rPr>
-        <w:t xml:space="preserve">A core principle of </w:t>
-      </w:r>
-      <w:proofErr w:type="spellStart"/>
-      <w:r>
-        <w:rPr>
-          <w:rFonts w:ascii="Times New Roman" w:eastAsia="Times New Roman" w:hAnsi="Times New Roman" w:cs="Times New Roman"/>
-          <w:kern w:val="0"/>
-          <w:sz w:val="24"/>
-          <w:szCs w:val="24"/>
-        </w:rPr>
-        <w:t>TinyML</w:t>
-      </w:r>
-      <w:proofErr w:type="spellEnd"/>
-      <w:r>
-        <w:rPr>
-          <w:rFonts w:ascii="Times New Roman" w:eastAsia="Times New Roman" w:hAnsi="Times New Roman" w:cs="Times New Roman"/>
-          <w:kern w:val="0"/>
-          <w:sz w:val="24"/>
-          <w:szCs w:val="24"/>
-        </w:rPr>
-        <w:t xml:space="preserve"> is the necessity of </w:t>
-      </w:r>
-      <w:r>
-        <w:rPr>
-          <w:rFonts w:ascii="Times New Roman" w:eastAsia="Times New Roman" w:hAnsi="Times New Roman" w:cs="Times New Roman"/>
-          <w:b/>
-          <w:bCs/>
-          <w:kern w:val="0"/>
-          <w:sz w:val="24"/>
-          <w:szCs w:val="24"/>
-        </w:rPr>
-        <w:t>local processing</w:t>
-      </w:r>
-      <w:r>
-        <w:rPr>
-          <w:rFonts w:ascii="Times New Roman" w:eastAsia="Times New Roman" w:hAnsi="Times New Roman" w:cs="Times New Roman"/>
-          <w:kern w:val="0"/>
-          <w:sz w:val="24"/>
-          <w:szCs w:val="24"/>
-        </w:rPr>
-        <w:t>. These devices must turn raw sensor data into actionable information directly on the device itself, as the energy required to transmit continuous data streams anywhere else is inherently too high to be practical.</w:t>
-      </w:r>
-    </w:p>
-    <w:p>
-      <w:pPr>
-        <w:spacing w:before="100" w:beforeAutospacing="1" w:after="100" w:afterAutospacing="1" w:line="240" w:lineRule="auto"/>
-        <w:rPr>
-          <w:rFonts w:ascii="Times New Roman" w:eastAsia="Times New Roman" w:hAnsi="Times New Roman" w:cs="Times New Roman"/>
-          <w:b/>
-          <w:bCs/>
-          <w:kern w:val="0"/>
-          <w:sz w:val="24"/>
-          <w:szCs w:val="24"/>
-        </w:rPr>
-      </w:pPr>
-      <w:r>
-        <w:rPr>
-          <w:rFonts w:ascii="Times New Roman" w:eastAsia="Times New Roman" w:hAnsi="Times New Roman" w:cs="Times New Roman"/>
-          <w:b/>
-          <w:bCs/>
-          <w:kern w:val="0"/>
-          <w:sz w:val="24"/>
-          <w:szCs w:val="24"/>
-        </w:rPr>
-        <w:t>Hardware Constraints and Opportunities</w:t>
-      </w:r>
-    </w:p>
-    <w:p>
-      <w:pPr>
-        <w:spacing w:before="100" w:beforeAutospacing="1" w:after="100" w:afterAutospacing="1" w:line="240" w:lineRule="auto"/>
-        <w:rPr>
-          <w:rFonts w:ascii="Times New Roman" w:eastAsia="Times New Roman" w:hAnsi="Times New Roman" w:cs="Times New Roman"/>
-          <w:kern w:val="0"/>
-          <w:sz w:val="24"/>
-          <w:szCs w:val="24"/>
-        </w:rPr>
-      </w:pPr>
-      <w:r>
-        <w:rPr>
-          <w:rFonts w:ascii="Times New Roman" w:eastAsia="Times New Roman" w:hAnsi="Times New Roman" w:cs="Times New Roman"/>
-          <w:kern w:val="0"/>
-          <w:sz w:val="24"/>
-          <w:szCs w:val="24"/>
-        </w:rPr>
-        <w:t xml:space="preserve">The book explicitly focuses on hardware platforms that can meet the sub-1 </w:t>
-      </w:r>
-      <w:proofErr w:type="spellStart"/>
-      <w:r>
-        <w:rPr>
-          <w:rFonts w:ascii="Times New Roman" w:eastAsia="Times New Roman" w:hAnsi="Times New Roman" w:cs="Times New Roman"/>
-          <w:kern w:val="0"/>
-          <w:sz w:val="24"/>
-          <w:szCs w:val="24"/>
-        </w:rPr>
-        <w:t>mW</w:t>
-      </w:r>
-      <w:proofErr w:type="spellEnd"/>
-      <w:r>
-        <w:rPr>
-          <w:rFonts w:ascii="Times New Roman" w:eastAsia="Times New Roman" w:hAnsi="Times New Roman" w:cs="Times New Roman"/>
-          <w:kern w:val="0"/>
-          <w:sz w:val="24"/>
-          <w:szCs w:val="24"/>
-        </w:rPr>
-        <w:t xml:space="preserve"> energy requirement, which means focusing on the world of </w:t>
-      </w:r>
-      <w:r>
-        <w:rPr>
-          <w:rFonts w:ascii="Times New Roman" w:eastAsia="Times New Roman" w:hAnsi="Times New Roman" w:cs="Times New Roman"/>
-          <w:b/>
-          <w:bCs/>
-          <w:kern w:val="0"/>
-          <w:sz w:val="24"/>
-          <w:szCs w:val="24"/>
-        </w:rPr>
-        <w:t>embedded devices</w:t>
-      </w:r>
-      <w:r>
-        <w:rPr>
-          <w:rFonts w:ascii="Times New Roman" w:eastAsia="Times New Roman" w:hAnsi="Times New Roman" w:cs="Times New Roman"/>
-          <w:kern w:val="0"/>
-          <w:sz w:val="24"/>
-          <w:szCs w:val="24"/>
-        </w:rPr>
-        <w:t>.</w:t>
-      </w:r>
-    </w:p>
-    <w:p>
-      <w:pPr>
-        <w:spacing w:before="100" w:beforeAutospacing="1" w:after="100" w:afterAutospacing="1" w:line="240" w:lineRule="auto"/>
-        <w:rPr>
-          <w:rFonts w:ascii="Times New Roman" w:eastAsia="Times New Roman" w:hAnsi="Times New Roman" w:cs="Times New Roman"/>
-          <w:kern w:val="0"/>
-          <w:sz w:val="24"/>
-          <w:szCs w:val="24"/>
-        </w:rPr>
-      </w:pPr>
-      <w:proofErr w:type="spellStart"/>
-      <w:r>
-        <w:rPr>
-          <w:rFonts w:ascii="Times New Roman" w:eastAsia="Times New Roman" w:hAnsi="Times New Roman" w:cs="Times New Roman"/>
-          <w:kern w:val="0"/>
-          <w:sz w:val="24"/>
-          <w:szCs w:val="24"/>
-        </w:rPr>
-        <w:t>TinyML</w:t>
-      </w:r>
-      <w:proofErr w:type="spellEnd"/>
-      <w:r>
-        <w:rPr>
-          <w:rFonts w:ascii="Times New Roman" w:eastAsia="Times New Roman" w:hAnsi="Times New Roman" w:cs="Times New Roman"/>
-          <w:kern w:val="0"/>
-          <w:sz w:val="24"/>
-          <w:szCs w:val="24"/>
-        </w:rPr>
-        <w:t xml:space="preserve"> specifically excludes larger, more powerful boards like the Raspberry Pi or NVIDIA Jetson, which draw hundreds of milliwatts or even 12 watts, making them unsuitable for devices that must operate without a wired power supply. Furthermore, the cheapest 32-bit microcontrollers, which are the target platforms for </w:t>
-      </w:r>
-      <w:proofErr w:type="spellStart"/>
-      <w:r>
-        <w:rPr>
-          <w:rFonts w:ascii="Times New Roman" w:eastAsia="Times New Roman" w:hAnsi="Times New Roman" w:cs="Times New Roman"/>
-          <w:kern w:val="0"/>
-          <w:sz w:val="24"/>
-          <w:szCs w:val="24"/>
-        </w:rPr>
-        <w:t>TinyML</w:t>
-      </w:r>
-      <w:proofErr w:type="spellEnd"/>
-      <w:r>
-        <w:rPr>
-          <w:rFonts w:ascii="Times New Roman" w:eastAsia="Times New Roman" w:hAnsi="Times New Roman" w:cs="Times New Roman"/>
-          <w:kern w:val="0"/>
-          <w:sz w:val="24"/>
-          <w:szCs w:val="24"/>
-        </w:rPr>
-        <w:t xml:space="preserve">, cost much less than a dollar, contrasting with even the lowest-cost alternative development boards. This low price point has made microcontrollers widespread in applications ranging from toys to washing machines. A major hope is to introduce artificial intelligence to these existing ubiquitous devices via a simple </w:t>
+        <w:t xml:space="preserve">TinyML specifically excludes larger, more powerful boards like the Raspberry Pi or NVIDIA Jetson, which draw hundreds of milliwatts or even 12 watts, making them unsuitable for devices that must operate without a wired power supply. Furthermore, the cheapest 32-bit microcontrollers, which are the target platforms for TinyML, cost much less than a dollar, contrasting with even the lowest-cost alternative development boards. This low price point has made microcontrollers widespread in applications ranging from toys to washing machines. A major hope is to introduce artificial intelligence to these existing ubiquitous devices via a simple </w:t>
       </w:r>
       <w:r>
         <w:rPr>
@@ -678,27 +499,7 @@
           <w:sz w:val="24"/>
           <w:szCs w:val="24"/>
         </w:rPr>
-        <w:t xml:space="preserve">Software Environment: They do not run full Linux and often actively avoid dynamic memory allocation functions (like </w:t>
-      </w:r>
-      <w:proofErr w:type="gramStart"/>
-      <w:r>
-        <w:rPr>
-          <w:rFonts w:ascii="Times New Roman" w:eastAsia="Times New Roman" w:hAnsi="Times New Roman" w:cs="Times New Roman"/>
-          <w:kern w:val="0"/>
-          <w:sz w:val="24"/>
-          <w:szCs w:val="24"/>
-        </w:rPr>
-        <w:t>malloc(</w:t>
-      </w:r>
-      <w:proofErr w:type="gramEnd"/>
-      <w:r>
-        <w:rPr>
-          <w:rFonts w:ascii="Times New Roman" w:eastAsia="Times New Roman" w:hAnsi="Times New Roman" w:cs="Times New Roman"/>
-          <w:kern w:val="0"/>
-          <w:sz w:val="24"/>
-          <w:szCs w:val="24"/>
-        </w:rPr>
-        <w:t>) or new) to ensure reliability and longevity. Standard desktop debugging tools are often not available.</w:t>
+        <w:t>Software Environment: They do not run full Linux and often actively avoid dynamic memory allocation functions (like malloc() or new) to ensure reliability and longevity. Standard desktop debugging tools are often not available.</w:t>
       </w:r>
     </w:p>
     <w:p>
@@ -750,21 +551,8 @@
           <w:sz w:val="24"/>
           <w:szCs w:val="24"/>
         </w:rPr>
-        <w:t xml:space="preserve">very </w:t>
-      </w:r>
-      <w:proofErr w:type="gramStart"/>
-      <w:r>
-        <w:rPr>
-          <w:rFonts w:ascii="Times New Roman" w:eastAsia="Times New Roman" w:hAnsi="Times New Roman" w:cs="Times New Roman"/>
-          <w:b/>
-          <w:bCs/>
-          <w:kern w:val="0"/>
-          <w:sz w:val="24"/>
-          <w:szCs w:val="24"/>
-        </w:rPr>
-        <w:t>young</w:t>
-      </w:r>
-      <w:proofErr w:type="gramEnd"/>
+        <w:t>very young</w:t>
+      </w:r>
       <w:r>
         <w:rPr>
           <w:rFonts w:ascii="Times New Roman" w:eastAsia="Times New Roman" w:hAnsi="Times New Roman" w:cs="Times New Roman"/>
@@ -1114,27 +902,7 @@
           <w:sz w:val="24"/>
           <w:szCs w:val="24"/>
         </w:rPr>
-        <w:t xml:space="preserve">. This chapter serves as a crucial foundation, stripping away the mystique surrounding machine learning (ML) and providing the essential concepts and workflow necessary to begin building </w:t>
-      </w:r>
-      <w:proofErr w:type="spellStart"/>
-      <w:r>
-        <w:rPr>
-          <w:rFonts w:ascii="Times New Roman" w:eastAsia="Times New Roman" w:hAnsi="Times New Roman" w:cs="Times New Roman"/>
-          <w:kern w:val="0"/>
-          <w:sz w:val="24"/>
-          <w:szCs w:val="24"/>
-        </w:rPr>
-        <w:t>TinyML</w:t>
-      </w:r>
-      <w:proofErr w:type="spellEnd"/>
-      <w:r>
-        <w:rPr>
-          <w:rFonts w:ascii="Times New Roman" w:eastAsia="Times New Roman" w:hAnsi="Times New Roman" w:cs="Times New Roman"/>
-          <w:kern w:val="0"/>
-          <w:sz w:val="24"/>
-          <w:szCs w:val="24"/>
-        </w:rPr>
-        <w:t xml:space="preserve"> projects.</w:t>
+        <w:t>. This chapter serves as a crucial foundation, stripping away the mystique surrounding machine learning (ML) and providing the essential concepts and workflow necessary to begin building TinyML projects.</w:t>
       </w:r>
     </w:p>
     <w:p>
@@ -1430,27 +1198,7 @@
           <w:szCs w:val="24"/>
         </w:rPr>
         <w:lastRenderedPageBreak/>
-        <w:t xml:space="preserve">You must first define exactly what you want the algorithm to achieve. In </w:t>
-      </w:r>
-      <w:proofErr w:type="spellStart"/>
-      <w:r>
-        <w:rPr>
-          <w:rFonts w:ascii="Times New Roman" w:eastAsia="Times New Roman" w:hAnsi="Times New Roman" w:cs="Times New Roman"/>
-          <w:kern w:val="0"/>
-          <w:sz w:val="24"/>
-          <w:szCs w:val="24"/>
-        </w:rPr>
-        <w:t>TinyML</w:t>
-      </w:r>
-      <w:proofErr w:type="spellEnd"/>
-      <w:r>
-        <w:rPr>
-          <w:rFonts w:ascii="Times New Roman" w:eastAsia="Times New Roman" w:hAnsi="Times New Roman" w:cs="Times New Roman"/>
-          <w:kern w:val="0"/>
-          <w:sz w:val="24"/>
-          <w:szCs w:val="24"/>
-        </w:rPr>
-        <w:t xml:space="preserve">, this often involves a </w:t>
+        <w:t xml:space="preserve">You must first define exactly what you want the algorithm to achieve. In TinyML, this often involves a </w:t>
       </w:r>
       <w:r>
         <w:rPr>
@@ -1650,27 +1398,7 @@
           <w:sz w:val="24"/>
           <w:szCs w:val="24"/>
         </w:rPr>
-        <w:t xml:space="preserve">This step is where you select the structure of the network, factoring </w:t>
-      </w:r>
-      <w:proofErr w:type="gramStart"/>
-      <w:r>
-        <w:rPr>
-          <w:rFonts w:ascii="Times New Roman" w:eastAsia="Times New Roman" w:hAnsi="Times New Roman" w:cs="Times New Roman"/>
-          <w:kern w:val="0"/>
-          <w:sz w:val="24"/>
-          <w:szCs w:val="24"/>
-        </w:rPr>
-        <w:t>in the nature of your</w:t>
-      </w:r>
-      <w:proofErr w:type="gramEnd"/>
-      <w:r>
-        <w:rPr>
-          <w:rFonts w:ascii="Times New Roman" w:eastAsia="Times New Roman" w:hAnsi="Times New Roman" w:cs="Times New Roman"/>
-          <w:kern w:val="0"/>
-          <w:sz w:val="24"/>
-          <w:szCs w:val="24"/>
-        </w:rPr>
-        <w:t xml:space="preserve"> data, the problem type, and the resource </w:t>
+        <w:t xml:space="preserve">This step is where you select the structure of the network, factoring in the nature of your data, the problem type, and the resource </w:t>
       </w:r>
       <w:r>
         <w:rPr>
@@ -2055,27 +1783,7 @@
           <w:sz w:val="24"/>
           <w:szCs w:val="24"/>
         </w:rPr>
-        <w:t xml:space="preserve"> incrementally adjusts the </w:t>
-      </w:r>
-      <w:proofErr w:type="gramStart"/>
-      <w:r>
-        <w:rPr>
-          <w:rFonts w:ascii="Times New Roman" w:eastAsia="Times New Roman" w:hAnsi="Times New Roman" w:cs="Times New Roman"/>
-          <w:kern w:val="0"/>
-          <w:sz w:val="24"/>
-          <w:szCs w:val="24"/>
-        </w:rPr>
-        <w:t>parameters</w:t>
-      </w:r>
-      <w:proofErr w:type="gramEnd"/>
-      <w:r>
-        <w:rPr>
-          <w:rFonts w:ascii="Times New Roman" w:eastAsia="Times New Roman" w:hAnsi="Times New Roman" w:cs="Times New Roman"/>
-          <w:kern w:val="0"/>
-          <w:sz w:val="24"/>
-          <w:szCs w:val="24"/>
-        </w:rPr>
-        <w:t xml:space="preserve"> so the output aligns closer to the desired label.</w:t>
+        <w:t xml:space="preserve"> incrementally adjusts the parameters so the output aligns closer to the desired label.</w:t>
       </w:r>
     </w:p>
     <w:p>
@@ -2451,6 +2159,62 @@
     <w:p>
       <w:pPr>
         <w:spacing w:before="100" w:beforeAutospacing="1" w:after="100" w:afterAutospacing="1" w:line="240" w:lineRule="auto"/>
+        <w:ind w:left="720"/>
+        <w:rPr>
+          <w:rFonts w:ascii="Times New Roman" w:eastAsia="Times New Roman" w:hAnsi="Times New Roman" w:cs="Times New Roman"/>
+          <w:kern w:val="0"/>
+          <w:sz w:val="24"/>
+          <w:szCs w:val="24"/>
+        </w:rPr>
+      </w:pPr>
+      <w:r>
+        <w:rPr>
+          <w:rFonts w:ascii="Times New Roman" w:eastAsia="Times New Roman" w:hAnsi="Times New Roman" w:cs="Times New Roman"/>
+          <w:kern w:val="0"/>
+          <w:sz w:val="24"/>
+          <w:szCs w:val="24"/>
+        </w:rPr>
+        <w:lastRenderedPageBreak/>
+        <w:drawing>
+          <wp:inline distT="0" distB="0" distL="0" distR="0" wp14:anchorId="502EB623" wp14:editId="0225581C">
+            <wp:extent cx="6645910" cy="6702425"/>
+            <wp:effectExtent l="0" t="0" r="2540" b="3175"/>
+            <wp:docPr id="2106866533" name="Picture 1"/>
+            <wp:cNvGraphicFramePr>
+              <a:graphicFrameLocks xmlns:a="http://schemas.openxmlformats.org/drawingml/2006/main" noChangeAspect="1"/>
+            </wp:cNvGraphicFramePr>
+            <a:graphic xmlns:a="http://schemas.openxmlformats.org/drawingml/2006/main">
+              <a:graphicData uri="http://schemas.openxmlformats.org/drawingml/2006/picture">
+                <pic:pic xmlns:pic="http://schemas.openxmlformats.org/drawingml/2006/picture">
+                  <pic:nvPicPr>
+                    <pic:cNvPr id="2106866533" name=""/>
+                    <pic:cNvPicPr/>
+                  </pic:nvPicPr>
+                  <pic:blipFill>
+                    <a:blip r:embed="rId7"/>
+                    <a:stretch>
+                      <a:fillRect/>
+                    </a:stretch>
+                  </pic:blipFill>
+                  <pic:spPr>
+                    <a:xfrm>
+                      <a:off x="0" y="0"/>
+                      <a:ext cx="6645910" cy="6702425"/>
+                    </a:xfrm>
+                    <a:prstGeom prst="rect">
+                      <a:avLst/>
+                    </a:prstGeom>
+                  </pic:spPr>
+                </pic:pic>
+              </a:graphicData>
+            </a:graphic>
+          </wp:inline>
+        </w:drawing>
+      </w:r>
+    </w:p>
+    <w:p>
+      <w:pPr>
+        <w:spacing w:before="100" w:beforeAutospacing="1" w:after="100" w:afterAutospacing="1" w:line="240" w:lineRule="auto"/>
         <w:outlineLvl w:val="3"/>
         <w:rPr>
           <w:rFonts w:ascii="Times New Roman" w:eastAsia="Times New Roman" w:hAnsi="Times New Roman" w:cs="Times New Roman"/>
@@ -2490,7 +2254,6 @@
           <w:sz w:val="24"/>
           <w:szCs w:val="24"/>
         </w:rPr>
-        <w:lastRenderedPageBreak/>
         <w:t xml:space="preserve">Once training yields an accurate result, the model must be prepared for deployment. The </w:t>
       </w:r>
       <w:r>
@@ -2611,6 +2374,7 @@
           <w:sz w:val="24"/>
           <w:szCs w:val="24"/>
         </w:rPr>
+        <w:lastRenderedPageBreak/>
         <w:t>The converted model is loaded using the TensorFlow Lite for Microcontrollers C++ library. The application code feeds the properly formatted input features into the model to run inference, resulting in output predictions.</w:t>
       </w:r>
     </w:p>
@@ -2666,27 +2430,7 @@
           <w:sz w:val="24"/>
           <w:szCs w:val="24"/>
         </w:rPr>
-        <w:t xml:space="preserve">, so application developers frequently incorporate logic to average inference results over </w:t>
-      </w:r>
-      <w:proofErr w:type="gramStart"/>
-      <w:r>
-        <w:rPr>
-          <w:rFonts w:ascii="Times New Roman" w:eastAsia="Times New Roman" w:hAnsi="Times New Roman" w:cs="Times New Roman"/>
-          <w:kern w:val="0"/>
-          <w:sz w:val="24"/>
-          <w:szCs w:val="24"/>
-        </w:rPr>
-        <w:t>a period of time</w:t>
-      </w:r>
-      <w:proofErr w:type="gramEnd"/>
-      <w:r>
-        <w:rPr>
-          <w:rFonts w:ascii="Times New Roman" w:eastAsia="Times New Roman" w:hAnsi="Times New Roman" w:cs="Times New Roman"/>
-          <w:kern w:val="0"/>
-          <w:sz w:val="24"/>
-          <w:szCs w:val="24"/>
-        </w:rPr>
-        <w:t>, acting only upon consistent behavior.</w:t>
+        <w:t>, so application developers frequently incorporate logic to average inference results over a period of time, acting only upon consistent behavior.</w:t>
       </w:r>
     </w:p>
     <w:p>
@@ -2848,21 +2592,7 @@
         <w:rPr>
           <w:sz w:val="22"/>
         </w:rPr>
-        <w:t xml:space="preserve"> This involves </w:t>
-      </w:r>
-      <w:proofErr w:type="spellStart"/>
-      <w:r>
-        <w:rPr>
-          <w:sz w:val="22"/>
-        </w:rPr>
-        <w:t>categorising</w:t>
-      </w:r>
-      <w:proofErr w:type="spellEnd"/>
-      <w:r>
-        <w:rPr>
-          <w:sz w:val="22"/>
-        </w:rPr>
-        <w:t xml:space="preserve"> input data into predefined classes. The initial conceptual example discussed in Chapter 3 involves predicting a factory machine's state, classifying the input data as either "</w:t>
+        <w:t xml:space="preserve"> This involves categorising input data into predefined classes. The initial conceptual example discussed in Chapter 3 involves predicting a factory machine's state, classifying the input data as either "</w:t>
       </w:r>
       <w:r>
         <w:rPr>
@@ -3020,7 +2750,6 @@
           <w:bCs/>
           <w:sz w:val="22"/>
         </w:rPr>
-        <w:lastRenderedPageBreak/>
         <w:t>Data Splitting:</w:t>
       </w:r>
       <w:r>
@@ -3124,6 +2853,7 @@
         <w:rPr>
           <w:sz w:val="22"/>
         </w:rPr>
+        <w:lastRenderedPageBreak/>
         <w:t>Raw sensor input must often be processed into features suitable for the model, taking the target device constraints into account.</w:t>
       </w:r>
     </w:p>
@@ -3516,7 +3246,6 @@
           <w:bCs/>
           <w:sz w:val="22"/>
         </w:rPr>
-        <w:lastRenderedPageBreak/>
         <w:t>6. Running Inference and Troubleshooting</w:t>
       </w:r>
     </w:p>
@@ -3563,18 +3292,8 @@
           <w:bCs/>
           <w:sz w:val="22"/>
         </w:rPr>
-        <w:t xml:space="preserve">averaged over </w:t>
-      </w:r>
-      <w:proofErr w:type="gramStart"/>
-      <w:r>
-        <w:rPr>
-          <w:b/>
-          <w:bCs/>
-          <w:sz w:val="22"/>
-        </w:rPr>
-        <w:t>a period of time</w:t>
-      </w:r>
-      <w:proofErr w:type="gramEnd"/>
+        <w:t>averaged over a period of time</w:t>
+      </w:r>
       <w:r>
         <w:rPr>
           <w:sz w:val="22"/>
@@ -3595,19 +3314,12 @@
         </w:rPr>
         <w:t xml:space="preserve"> system, the </w:t>
       </w:r>
-      <w:proofErr w:type="spellStart"/>
-      <w:r>
-        <w:rPr>
-          <w:sz w:val="22"/>
-        </w:rPr>
-        <w:t>RecognizeCommands</w:t>
-      </w:r>
-      <w:proofErr w:type="spellEnd"/>
-      <w:r>
-        <w:rPr>
-          <w:sz w:val="22"/>
-        </w:rPr>
-        <w:t xml:space="preserve"> class specifically implements logic to average prediction scores over the past few inferences before confirming a successful command detection.</w:t>
+      <w:r>
+        <w:rPr>
+          <w:sz w:val="22"/>
+        </w:rPr>
+        <w:lastRenderedPageBreak/>
+        <w:t>RecognizeCommands class specifically implements logic to average prediction scores over the past few inferences before confirming a successful command detection.</w:t>
       </w:r>
     </w:p>
     <w:p>
